--- a/output/docx/LAB2_315553010_楊敦傑.docx
+++ b/output/docx/LAB2_315553010_楊敦傑.docx
@@ -20,12 +20,12 @@
     </w:p>
     <w:p>
       <w:r>
-        <w:t>學號 315553010　姓名 楊敦傑　實驗日期 2026 年 10 月 19 日　報告修訂 2026 年 10 月 19 日</w:t>
+        <w:t>學號 315553010　姓名 楊敦傑　實驗日期 2026 年 10 月 19 日　報告修訂 2026 年 10 月 28 日</w:t>
       </w:r>
     </w:p>
     <w:p>
       <w:r>
-        <w:t>摘要　本實驗以 BCI Competition III IIIb 的兩通道 EEG 資料進行二元分類，自行實作 EEGNet，比較激活函數、ELU alpha 與 dropout，另完成 DeepConvNet 加分實驗。八組均訓練 150 輪，僅依驗證集選擇權重與設定。選出的 EEGNet ReLU 於第 139 輪達到驗證準確率 89.81%，其測試準確率為 85.28%；逐輪最高測試準確率亦為 85.28%，尚未達到 87% 目標。本報告呈現完整曲線、最高測試成績截圖及實作與泛化限制的討論。</w:t>
+        <w:t>摘要　本實驗以 BCI Competition III IIIb 的兩通道 EEG 資料進行二元分類，自行實作 EEGNet，比較激活函數、ELU alpha 與 dropout，另完成 DeepConvNet 加分實驗。八組均訓練 150 輪，僅依驗證集選擇權重與設定。選出的 EEGNet ReLU 於第 139 輪達到驗證準確率 89.81%，其測試準確率為 85.28%；逐輪最高測試準確率亦為 85.28%，尚未達到 87% 目標。本報告呈現完整曲線、最高測試成績數值表及實作與泛化限制的討論。</w:t>
       </w:r>
     </w:p>
     <w:p>
@@ -4644,50 +4644,966 @@
         <w:rPr>
           <w:sz w:val="18"/>
         </w:rPr>
-        <w:t>並列最高的設定：eegnet_relu、eegnet_leakyrelu。截圖的原始 CSV 欄位選取其中一組代表輪次。</w:t>
+        <w:t>並列最高的設定：eegnet_relu、eegnet_leakyrelu。下表選取 ReLU 的首次峰值輪次，與驗證集選定輪次比較。</w:t>
       </w:r>
     </w:p>
+    <w:tbl>
+      <w:tblPr>
+        <w:tblW w:type="auto" w:w="0"/>
+        <w:jc w:val="center"/>
+        <w:tblLayout w:type="fixed"/>
+        <w:tblLook w:firstColumn="1" w:firstRow="1" w:lastColumn="0" w:lastRow="0" w:noHBand="0" w:noVBand="1" w:val="04A0"/>
+      </w:tblPr>
+      <w:tblGrid>
+        <w:gridCol w:w="3453"/>
+        <w:gridCol w:w="2922"/>
+        <w:gridCol w:w="2922"/>
+      </w:tblGrid>
+      <w:tr>
+        <w:trPr>
+          <w:tblHeader/>
+          <w:cantSplit/>
+        </w:trPr>
+        <w:tc>
+          <w:tcPr>
+            <w:tcW w:type="dxa" w:w="3453"/>
+            <w:vAlign w:val="center"/>
+            <w:tcBorders>
+              <w:top w:val="single" w:sz="4" w:color="D9D9D9"/>
+              <w:left w:val="single" w:sz="4" w:color="D9D9D9"/>
+              <w:bottom w:val="single" w:sz="4" w:color="D9D9D9"/>
+              <w:right w:val="single" w:sz="4" w:color="D9D9D9"/>
+            </w:tcBorders>
+            <w:tcMar>
+              <w:top w:w="80" w:type="dxa"/>
+              <w:bottom w:w="80" w:type="dxa"/>
+              <w:left w:w="90" w:type="dxa"/>
+              <w:right w:w="90" w:type="dxa"/>
+            </w:tcMar>
+            <w:shd w:fill="DCEAF1"/>
+          </w:tcPr>
+          <w:p>
+            <w:pPr>
+              <w:keepNext/>
+              <w:spacing w:after="0" w:before="0" w:line="240" w:lineRule="exact"/>
+              <w:ind w:left="0" w:right="0"/>
+              <w:jc w:val="center"/>
+            </w:pPr>
+            <w:r>
+              <w:rPr>
+                <w:b/>
+                <w:sz w:val="16"/>
+              </w:rPr>
+              <w:t>指標</w:t>
+            </w:r>
+          </w:p>
+        </w:tc>
+        <w:tc>
+          <w:tcPr>
+            <w:tcW w:type="dxa" w:w="2922"/>
+            <w:vAlign w:val="center"/>
+            <w:tcBorders>
+              <w:top w:val="single" w:sz="4" w:color="D9D9D9"/>
+              <w:left w:val="single" w:sz="4" w:color="D9D9D9"/>
+              <w:bottom w:val="single" w:sz="4" w:color="D9D9D9"/>
+              <w:right w:val="single" w:sz="4" w:color="D9D9D9"/>
+            </w:tcBorders>
+            <w:tcMar>
+              <w:top w:w="80" w:type="dxa"/>
+              <w:bottom w:w="80" w:type="dxa"/>
+              <w:left w:w="90" w:type="dxa"/>
+              <w:right w:w="90" w:type="dxa"/>
+            </w:tcMar>
+            <w:shd w:fill="DCEAF1"/>
+          </w:tcPr>
+          <w:p>
+            <w:pPr>
+              <w:keepNext/>
+              <w:spacing w:after="0" w:before="0" w:line="240" w:lineRule="exact"/>
+              <w:ind w:left="0" w:right="0"/>
+              <w:jc w:val="center"/>
+            </w:pPr>
+            <w:r>
+              <w:rPr>
+                <w:b/>
+                <w:sz w:val="16"/>
+              </w:rPr>
+              <w:t>逐輪最高測試成績代表</w:t>
+            </w:r>
+          </w:p>
+        </w:tc>
+        <w:tc>
+          <w:tcPr>
+            <w:tcW w:type="dxa" w:w="2922"/>
+            <w:vAlign w:val="center"/>
+            <w:tcBorders>
+              <w:top w:val="single" w:sz="4" w:color="D9D9D9"/>
+              <w:left w:val="single" w:sz="4" w:color="D9D9D9"/>
+              <w:bottom w:val="single" w:sz="4" w:color="D9D9D9"/>
+              <w:right w:val="single" w:sz="4" w:color="D9D9D9"/>
+            </w:tcBorders>
+            <w:tcMar>
+              <w:top w:w="80" w:type="dxa"/>
+              <w:bottom w:w="80" w:type="dxa"/>
+              <w:left w:w="90" w:type="dxa"/>
+              <w:right w:w="90" w:type="dxa"/>
+            </w:tcMar>
+            <w:shd w:fill="DCEAF1"/>
+          </w:tcPr>
+          <w:p>
+            <w:pPr>
+              <w:keepNext/>
+              <w:spacing w:after="0" w:before="0" w:line="240" w:lineRule="exact"/>
+              <w:ind w:left="0" w:right="0"/>
+              <w:jc w:val="center"/>
+            </w:pPr>
+            <w:r>
+              <w:rPr>
+                <w:b/>
+                <w:sz w:val="16"/>
+              </w:rPr>
+              <w:t>驗證集選定 checkpoint</w:t>
+            </w:r>
+          </w:p>
+        </w:tc>
+      </w:tr>
+      <w:tr>
+        <w:trPr>
+          <w:cantSplit/>
+        </w:trPr>
+        <w:tc>
+          <w:tcPr>
+            <w:tcW w:type="dxa" w:w="3453"/>
+            <w:vAlign w:val="center"/>
+            <w:tcBorders>
+              <w:top w:val="single" w:sz="4" w:color="D9D9D9"/>
+              <w:left w:val="single" w:sz="4" w:color="D9D9D9"/>
+              <w:bottom w:val="single" w:sz="4" w:color="D9D9D9"/>
+              <w:right w:val="single" w:sz="4" w:color="D9D9D9"/>
+            </w:tcBorders>
+            <w:tcMar>
+              <w:top w:w="80" w:type="dxa"/>
+              <w:bottom w:w="80" w:type="dxa"/>
+              <w:left w:w="90" w:type="dxa"/>
+              <w:right w:w="90" w:type="dxa"/>
+            </w:tcMar>
+          </w:tcPr>
+          <w:p>
+            <w:pPr>
+              <w:keepNext/>
+              <w:spacing w:after="0" w:before="0" w:line="240" w:lineRule="exact"/>
+              <w:ind w:left="0" w:right="0"/>
+              <w:jc w:val="left"/>
+            </w:pPr>
+            <w:r>
+              <w:rPr>
+                <w:b w:val="0"/>
+                <w:sz w:val="16"/>
+              </w:rPr>
+              <w:t>設定</w:t>
+            </w:r>
+          </w:p>
+        </w:tc>
+        <w:tc>
+          <w:tcPr>
+            <w:tcW w:type="dxa" w:w="2922"/>
+            <w:vAlign w:val="center"/>
+            <w:tcBorders>
+              <w:top w:val="single" w:sz="4" w:color="D9D9D9"/>
+              <w:left w:val="single" w:sz="4" w:color="D9D9D9"/>
+              <w:bottom w:val="single" w:sz="4" w:color="D9D9D9"/>
+              <w:right w:val="single" w:sz="4" w:color="D9D9D9"/>
+            </w:tcBorders>
+            <w:tcMar>
+              <w:top w:w="80" w:type="dxa"/>
+              <w:bottom w:w="80" w:type="dxa"/>
+              <w:left w:w="90" w:type="dxa"/>
+              <w:right w:w="90" w:type="dxa"/>
+            </w:tcMar>
+          </w:tcPr>
+          <w:p>
+            <w:pPr>
+              <w:keepNext/>
+              <w:spacing w:after="0" w:before="0" w:line="240" w:lineRule="exact"/>
+              <w:ind w:left="0" w:right="0"/>
+              <w:jc w:val="left"/>
+            </w:pPr>
+            <w:r>
+              <w:rPr>
+                <w:b w:val="0"/>
+                <w:sz w:val="16"/>
+              </w:rPr>
+              <w:t>eegnet_relu</w:t>
+            </w:r>
+          </w:p>
+        </w:tc>
+        <w:tc>
+          <w:tcPr>
+            <w:tcW w:type="dxa" w:w="2922"/>
+            <w:vAlign w:val="center"/>
+            <w:tcBorders>
+              <w:top w:val="single" w:sz="4" w:color="D9D9D9"/>
+              <w:left w:val="single" w:sz="4" w:color="D9D9D9"/>
+              <w:bottom w:val="single" w:sz="4" w:color="D9D9D9"/>
+              <w:right w:val="single" w:sz="4" w:color="D9D9D9"/>
+            </w:tcBorders>
+            <w:tcMar>
+              <w:top w:w="80" w:type="dxa"/>
+              <w:bottom w:w="80" w:type="dxa"/>
+              <w:left w:w="90" w:type="dxa"/>
+              <w:right w:w="90" w:type="dxa"/>
+            </w:tcMar>
+          </w:tcPr>
+          <w:p>
+            <w:pPr>
+              <w:keepNext/>
+              <w:spacing w:after="0" w:before="0" w:line="240" w:lineRule="exact"/>
+              <w:ind w:left="0" w:right="0"/>
+              <w:jc w:val="left"/>
+            </w:pPr>
+            <w:r>
+              <w:rPr>
+                <w:b w:val="0"/>
+                <w:sz w:val="16"/>
+              </w:rPr>
+              <w:t>eegnet_relu</w:t>
+            </w:r>
+          </w:p>
+        </w:tc>
+      </w:tr>
+      <w:tr>
+        <w:trPr>
+          <w:cantSplit/>
+        </w:trPr>
+        <w:tc>
+          <w:tcPr>
+            <w:tcW w:type="dxa" w:w="3453"/>
+            <w:vAlign w:val="center"/>
+            <w:tcBorders>
+              <w:top w:val="single" w:sz="4" w:color="D9D9D9"/>
+              <w:left w:val="single" w:sz="4" w:color="D9D9D9"/>
+              <w:bottom w:val="single" w:sz="4" w:color="D9D9D9"/>
+              <w:right w:val="single" w:sz="4" w:color="D9D9D9"/>
+            </w:tcBorders>
+            <w:tcMar>
+              <w:top w:w="80" w:type="dxa"/>
+              <w:bottom w:w="80" w:type="dxa"/>
+              <w:left w:w="90" w:type="dxa"/>
+              <w:right w:w="90" w:type="dxa"/>
+            </w:tcMar>
+          </w:tcPr>
+          <w:p>
+            <w:pPr>
+              <w:keepNext/>
+              <w:spacing w:after="0" w:before="0" w:line="240" w:lineRule="exact"/>
+              <w:ind w:left="0" w:right="0"/>
+              <w:jc w:val="left"/>
+            </w:pPr>
+            <w:r>
+              <w:rPr>
+                <w:b w:val="0"/>
+                <w:sz w:val="16"/>
+              </w:rPr>
+              <w:t>Epoch</w:t>
+            </w:r>
+          </w:p>
+        </w:tc>
+        <w:tc>
+          <w:tcPr>
+            <w:tcW w:type="dxa" w:w="2922"/>
+            <w:vAlign w:val="center"/>
+            <w:tcBorders>
+              <w:top w:val="single" w:sz="4" w:color="D9D9D9"/>
+              <w:left w:val="single" w:sz="4" w:color="D9D9D9"/>
+              <w:bottom w:val="single" w:sz="4" w:color="D9D9D9"/>
+              <w:right w:val="single" w:sz="4" w:color="D9D9D9"/>
+            </w:tcBorders>
+            <w:tcMar>
+              <w:top w:w="80" w:type="dxa"/>
+              <w:bottom w:w="80" w:type="dxa"/>
+              <w:left w:w="90" w:type="dxa"/>
+              <w:right w:w="90" w:type="dxa"/>
+            </w:tcMar>
+          </w:tcPr>
+          <w:p>
+            <w:pPr>
+              <w:keepNext/>
+              <w:spacing w:after="0" w:before="0" w:line="240" w:lineRule="exact"/>
+              <w:ind w:left="0" w:right="0"/>
+              <w:jc w:val="left"/>
+            </w:pPr>
+            <w:r>
+              <w:rPr>
+                <w:b w:val="0"/>
+                <w:sz w:val="16"/>
+              </w:rPr>
+              <w:t>137</w:t>
+            </w:r>
+          </w:p>
+        </w:tc>
+        <w:tc>
+          <w:tcPr>
+            <w:tcW w:type="dxa" w:w="2922"/>
+            <w:vAlign w:val="center"/>
+            <w:tcBorders>
+              <w:top w:val="single" w:sz="4" w:color="D9D9D9"/>
+              <w:left w:val="single" w:sz="4" w:color="D9D9D9"/>
+              <w:bottom w:val="single" w:sz="4" w:color="D9D9D9"/>
+              <w:right w:val="single" w:sz="4" w:color="D9D9D9"/>
+            </w:tcBorders>
+            <w:tcMar>
+              <w:top w:w="80" w:type="dxa"/>
+              <w:bottom w:w="80" w:type="dxa"/>
+              <w:left w:w="90" w:type="dxa"/>
+              <w:right w:w="90" w:type="dxa"/>
+            </w:tcMar>
+          </w:tcPr>
+          <w:p>
+            <w:pPr>
+              <w:keepNext/>
+              <w:spacing w:after="0" w:before="0" w:line="240" w:lineRule="exact"/>
+              <w:ind w:left="0" w:right="0"/>
+              <w:jc w:val="left"/>
+            </w:pPr>
+            <w:r>
+              <w:rPr>
+                <w:b w:val="0"/>
+                <w:sz w:val="16"/>
+              </w:rPr>
+              <w:t>139</w:t>
+            </w:r>
+          </w:p>
+        </w:tc>
+      </w:tr>
+      <w:tr>
+        <w:trPr>
+          <w:cantSplit/>
+        </w:trPr>
+        <w:tc>
+          <w:tcPr>
+            <w:tcW w:type="dxa" w:w="3453"/>
+            <w:vAlign w:val="center"/>
+            <w:tcBorders>
+              <w:top w:val="single" w:sz="4" w:color="D9D9D9"/>
+              <w:left w:val="single" w:sz="4" w:color="D9D9D9"/>
+              <w:bottom w:val="single" w:sz="4" w:color="D9D9D9"/>
+              <w:right w:val="single" w:sz="4" w:color="D9D9D9"/>
+            </w:tcBorders>
+            <w:tcMar>
+              <w:top w:w="80" w:type="dxa"/>
+              <w:bottom w:w="80" w:type="dxa"/>
+              <w:left w:w="90" w:type="dxa"/>
+              <w:right w:w="90" w:type="dxa"/>
+            </w:tcMar>
+          </w:tcPr>
+          <w:p>
+            <w:pPr>
+              <w:keepNext/>
+              <w:spacing w:after="0" w:before="0" w:line="240" w:lineRule="exact"/>
+              <w:ind w:left="0" w:right="0"/>
+              <w:jc w:val="left"/>
+            </w:pPr>
+            <w:r>
+              <w:rPr>
+                <w:b w:val="0"/>
+                <w:sz w:val="16"/>
+              </w:rPr>
+              <w:t>Train accuracy (%)</w:t>
+            </w:r>
+          </w:p>
+        </w:tc>
+        <w:tc>
+          <w:tcPr>
+            <w:tcW w:type="dxa" w:w="2922"/>
+            <w:vAlign w:val="center"/>
+            <w:tcBorders>
+              <w:top w:val="single" w:sz="4" w:color="D9D9D9"/>
+              <w:left w:val="single" w:sz="4" w:color="D9D9D9"/>
+              <w:bottom w:val="single" w:sz="4" w:color="D9D9D9"/>
+              <w:right w:val="single" w:sz="4" w:color="D9D9D9"/>
+            </w:tcBorders>
+            <w:tcMar>
+              <w:top w:w="80" w:type="dxa"/>
+              <w:bottom w:w="80" w:type="dxa"/>
+              <w:left w:w="90" w:type="dxa"/>
+              <w:right w:w="90" w:type="dxa"/>
+            </w:tcMar>
+          </w:tcPr>
+          <w:p>
+            <w:pPr>
+              <w:keepNext/>
+              <w:spacing w:after="0" w:before="0" w:line="240" w:lineRule="exact"/>
+              <w:ind w:left="0" w:right="0"/>
+              <w:jc w:val="left"/>
+            </w:pPr>
+            <w:r>
+              <w:rPr>
+                <w:b w:val="0"/>
+                <w:sz w:val="16"/>
+              </w:rPr>
+              <w:t>94.6759</w:t>
+            </w:r>
+          </w:p>
+        </w:tc>
+        <w:tc>
+          <w:tcPr>
+            <w:tcW w:type="dxa" w:w="2922"/>
+            <w:vAlign w:val="center"/>
+            <w:tcBorders>
+              <w:top w:val="single" w:sz="4" w:color="D9D9D9"/>
+              <w:left w:val="single" w:sz="4" w:color="D9D9D9"/>
+              <w:bottom w:val="single" w:sz="4" w:color="D9D9D9"/>
+              <w:right w:val="single" w:sz="4" w:color="D9D9D9"/>
+            </w:tcBorders>
+            <w:tcMar>
+              <w:top w:w="80" w:type="dxa"/>
+              <w:bottom w:w="80" w:type="dxa"/>
+              <w:left w:w="90" w:type="dxa"/>
+              <w:right w:w="90" w:type="dxa"/>
+            </w:tcMar>
+          </w:tcPr>
+          <w:p>
+            <w:pPr>
+              <w:keepNext/>
+              <w:spacing w:after="0" w:before="0" w:line="240" w:lineRule="exact"/>
+              <w:ind w:left="0" w:right="0"/>
+              <w:jc w:val="left"/>
+            </w:pPr>
+            <w:r>
+              <w:rPr>
+                <w:b w:val="0"/>
+                <w:sz w:val="16"/>
+              </w:rPr>
+              <w:t>96.1806</w:t>
+            </w:r>
+          </w:p>
+        </w:tc>
+      </w:tr>
+      <w:tr>
+        <w:trPr>
+          <w:cantSplit/>
+        </w:trPr>
+        <w:tc>
+          <w:tcPr>
+            <w:tcW w:type="dxa" w:w="3453"/>
+            <w:vAlign w:val="center"/>
+            <w:tcBorders>
+              <w:top w:val="single" w:sz="4" w:color="D9D9D9"/>
+              <w:left w:val="single" w:sz="4" w:color="D9D9D9"/>
+              <w:bottom w:val="single" w:sz="4" w:color="D9D9D9"/>
+              <w:right w:val="single" w:sz="4" w:color="D9D9D9"/>
+            </w:tcBorders>
+            <w:tcMar>
+              <w:top w:w="80" w:type="dxa"/>
+              <w:bottom w:w="80" w:type="dxa"/>
+              <w:left w:w="90" w:type="dxa"/>
+              <w:right w:w="90" w:type="dxa"/>
+            </w:tcMar>
+          </w:tcPr>
+          <w:p>
+            <w:pPr>
+              <w:keepNext/>
+              <w:spacing w:after="0" w:before="0" w:line="240" w:lineRule="exact"/>
+              <w:ind w:left="0" w:right="0"/>
+              <w:jc w:val="left"/>
+            </w:pPr>
+            <w:r>
+              <w:rPr>
+                <w:b w:val="0"/>
+                <w:sz w:val="16"/>
+              </w:rPr>
+              <w:t>Validation accuracy (%)</w:t>
+            </w:r>
+          </w:p>
+        </w:tc>
+        <w:tc>
+          <w:tcPr>
+            <w:tcW w:type="dxa" w:w="2922"/>
+            <w:vAlign w:val="center"/>
+            <w:tcBorders>
+              <w:top w:val="single" w:sz="4" w:color="D9D9D9"/>
+              <w:left w:val="single" w:sz="4" w:color="D9D9D9"/>
+              <w:bottom w:val="single" w:sz="4" w:color="D9D9D9"/>
+              <w:right w:val="single" w:sz="4" w:color="D9D9D9"/>
+            </w:tcBorders>
+            <w:tcMar>
+              <w:top w:w="80" w:type="dxa"/>
+              <w:bottom w:w="80" w:type="dxa"/>
+              <w:left w:w="90" w:type="dxa"/>
+              <w:right w:w="90" w:type="dxa"/>
+            </w:tcMar>
+          </w:tcPr>
+          <w:p>
+            <w:pPr>
+              <w:keepNext/>
+              <w:spacing w:after="0" w:before="0" w:line="240" w:lineRule="exact"/>
+              <w:ind w:left="0" w:right="0"/>
+              <w:jc w:val="left"/>
+            </w:pPr>
+            <w:r>
+              <w:rPr>
+                <w:b w:val="0"/>
+                <w:sz w:val="16"/>
+              </w:rPr>
+              <w:t>87.9630</w:t>
+            </w:r>
+          </w:p>
+        </w:tc>
+        <w:tc>
+          <w:tcPr>
+            <w:tcW w:type="dxa" w:w="2922"/>
+            <w:vAlign w:val="center"/>
+            <w:tcBorders>
+              <w:top w:val="single" w:sz="4" w:color="D9D9D9"/>
+              <w:left w:val="single" w:sz="4" w:color="D9D9D9"/>
+              <w:bottom w:val="single" w:sz="4" w:color="D9D9D9"/>
+              <w:right w:val="single" w:sz="4" w:color="D9D9D9"/>
+            </w:tcBorders>
+            <w:tcMar>
+              <w:top w:w="80" w:type="dxa"/>
+              <w:bottom w:w="80" w:type="dxa"/>
+              <w:left w:w="90" w:type="dxa"/>
+              <w:right w:w="90" w:type="dxa"/>
+            </w:tcMar>
+          </w:tcPr>
+          <w:p>
+            <w:pPr>
+              <w:keepNext/>
+              <w:spacing w:after="0" w:before="0" w:line="240" w:lineRule="exact"/>
+              <w:ind w:left="0" w:right="0"/>
+              <w:jc w:val="left"/>
+            </w:pPr>
+            <w:r>
+              <w:rPr>
+                <w:b w:val="0"/>
+                <w:sz w:val="16"/>
+              </w:rPr>
+              <w:t>89.8148</w:t>
+            </w:r>
+          </w:p>
+        </w:tc>
+      </w:tr>
+      <w:tr>
+        <w:trPr>
+          <w:cantSplit/>
+        </w:trPr>
+        <w:tc>
+          <w:tcPr>
+            <w:tcW w:type="dxa" w:w="3453"/>
+            <w:vAlign w:val="center"/>
+            <w:tcBorders>
+              <w:top w:val="single" w:sz="4" w:color="D9D9D9"/>
+              <w:left w:val="single" w:sz="4" w:color="D9D9D9"/>
+              <w:bottom w:val="single" w:sz="4" w:color="D9D9D9"/>
+              <w:right w:val="single" w:sz="4" w:color="D9D9D9"/>
+            </w:tcBorders>
+            <w:tcMar>
+              <w:top w:w="80" w:type="dxa"/>
+              <w:bottom w:w="80" w:type="dxa"/>
+              <w:left w:w="90" w:type="dxa"/>
+              <w:right w:w="90" w:type="dxa"/>
+            </w:tcMar>
+          </w:tcPr>
+          <w:p>
+            <w:pPr>
+              <w:keepNext/>
+              <w:spacing w:after="0" w:before="0" w:line="240" w:lineRule="exact"/>
+              <w:ind w:left="0" w:right="0"/>
+              <w:jc w:val="left"/>
+            </w:pPr>
+            <w:r>
+              <w:rPr>
+                <w:b w:val="0"/>
+                <w:sz w:val="16"/>
+              </w:rPr>
+              <w:t>Test accuracy (%)</w:t>
+            </w:r>
+          </w:p>
+        </w:tc>
+        <w:tc>
+          <w:tcPr>
+            <w:tcW w:type="dxa" w:w="2922"/>
+            <w:vAlign w:val="center"/>
+            <w:tcBorders>
+              <w:top w:val="single" w:sz="4" w:color="D9D9D9"/>
+              <w:left w:val="single" w:sz="4" w:color="D9D9D9"/>
+              <w:bottom w:val="single" w:sz="4" w:color="D9D9D9"/>
+              <w:right w:val="single" w:sz="4" w:color="D9D9D9"/>
+            </w:tcBorders>
+            <w:tcMar>
+              <w:top w:w="80" w:type="dxa"/>
+              <w:bottom w:w="80" w:type="dxa"/>
+              <w:left w:w="90" w:type="dxa"/>
+              <w:right w:w="90" w:type="dxa"/>
+            </w:tcMar>
+          </w:tcPr>
+          <w:p>
+            <w:pPr>
+              <w:keepNext/>
+              <w:spacing w:after="0" w:before="0" w:line="240" w:lineRule="exact"/>
+              <w:ind w:left="0" w:right="0"/>
+              <w:jc w:val="left"/>
+            </w:pPr>
+            <w:r>
+              <w:rPr>
+                <w:b w:val="0"/>
+                <w:sz w:val="16"/>
+              </w:rPr>
+              <w:t>85.2778</w:t>
+            </w:r>
+          </w:p>
+        </w:tc>
+        <w:tc>
+          <w:tcPr>
+            <w:tcW w:type="dxa" w:w="2922"/>
+            <w:vAlign w:val="center"/>
+            <w:tcBorders>
+              <w:top w:val="single" w:sz="4" w:color="D9D9D9"/>
+              <w:left w:val="single" w:sz="4" w:color="D9D9D9"/>
+              <w:bottom w:val="single" w:sz="4" w:color="D9D9D9"/>
+              <w:right w:val="single" w:sz="4" w:color="D9D9D9"/>
+            </w:tcBorders>
+            <w:tcMar>
+              <w:top w:w="80" w:type="dxa"/>
+              <w:bottom w:w="80" w:type="dxa"/>
+              <w:left w:w="90" w:type="dxa"/>
+              <w:right w:w="90" w:type="dxa"/>
+            </w:tcMar>
+          </w:tcPr>
+          <w:p>
+            <w:pPr>
+              <w:keepNext/>
+              <w:spacing w:after="0" w:before="0" w:line="240" w:lineRule="exact"/>
+              <w:ind w:left="0" w:right="0"/>
+              <w:jc w:val="left"/>
+            </w:pPr>
+            <w:r>
+              <w:rPr>
+                <w:b w:val="0"/>
+                <w:sz w:val="16"/>
+              </w:rPr>
+              <w:t>85.2778</w:t>
+            </w:r>
+          </w:p>
+        </w:tc>
+      </w:tr>
+      <w:tr>
+        <w:trPr>
+          <w:cantSplit/>
+        </w:trPr>
+        <w:tc>
+          <w:tcPr>
+            <w:tcW w:type="dxa" w:w="3453"/>
+            <w:vAlign w:val="center"/>
+            <w:tcBorders>
+              <w:top w:val="single" w:sz="4" w:color="D9D9D9"/>
+              <w:left w:val="single" w:sz="4" w:color="D9D9D9"/>
+              <w:bottom w:val="single" w:sz="4" w:color="D9D9D9"/>
+              <w:right w:val="single" w:sz="4" w:color="D9D9D9"/>
+            </w:tcBorders>
+            <w:tcMar>
+              <w:top w:w="80" w:type="dxa"/>
+              <w:bottom w:w="80" w:type="dxa"/>
+              <w:left w:w="90" w:type="dxa"/>
+              <w:right w:w="90" w:type="dxa"/>
+            </w:tcMar>
+          </w:tcPr>
+          <w:p>
+            <w:pPr>
+              <w:keepNext/>
+              <w:spacing w:after="0" w:before="0" w:line="240" w:lineRule="exact"/>
+              <w:ind w:left="0" w:right="0"/>
+              <w:jc w:val="left"/>
+            </w:pPr>
+            <w:r>
+              <w:rPr>
+                <w:b w:val="0"/>
+                <w:sz w:val="16"/>
+              </w:rPr>
+              <w:t>Train loss</w:t>
+            </w:r>
+          </w:p>
+        </w:tc>
+        <w:tc>
+          <w:tcPr>
+            <w:tcW w:type="dxa" w:w="2922"/>
+            <w:vAlign w:val="center"/>
+            <w:tcBorders>
+              <w:top w:val="single" w:sz="4" w:color="D9D9D9"/>
+              <w:left w:val="single" w:sz="4" w:color="D9D9D9"/>
+              <w:bottom w:val="single" w:sz="4" w:color="D9D9D9"/>
+              <w:right w:val="single" w:sz="4" w:color="D9D9D9"/>
+            </w:tcBorders>
+            <w:tcMar>
+              <w:top w:w="80" w:type="dxa"/>
+              <w:bottom w:w="80" w:type="dxa"/>
+              <w:left w:w="90" w:type="dxa"/>
+              <w:right w:w="90" w:type="dxa"/>
+            </w:tcMar>
+          </w:tcPr>
+          <w:p>
+            <w:pPr>
+              <w:keepNext/>
+              <w:spacing w:after="0" w:before="0" w:line="240" w:lineRule="exact"/>
+              <w:ind w:left="0" w:right="0"/>
+              <w:jc w:val="left"/>
+            </w:pPr>
+            <w:r>
+              <w:rPr>
+                <w:b w:val="0"/>
+                <w:sz w:val="16"/>
+              </w:rPr>
+              <w:t>0.12328002</w:t>
+            </w:r>
+          </w:p>
+        </w:tc>
+        <w:tc>
+          <w:tcPr>
+            <w:tcW w:type="dxa" w:w="2922"/>
+            <w:vAlign w:val="center"/>
+            <w:tcBorders>
+              <w:top w:val="single" w:sz="4" w:color="D9D9D9"/>
+              <w:left w:val="single" w:sz="4" w:color="D9D9D9"/>
+              <w:bottom w:val="single" w:sz="4" w:color="D9D9D9"/>
+              <w:right w:val="single" w:sz="4" w:color="D9D9D9"/>
+            </w:tcBorders>
+            <w:tcMar>
+              <w:top w:w="80" w:type="dxa"/>
+              <w:bottom w:w="80" w:type="dxa"/>
+              <w:left w:w="90" w:type="dxa"/>
+              <w:right w:w="90" w:type="dxa"/>
+            </w:tcMar>
+          </w:tcPr>
+          <w:p>
+            <w:pPr>
+              <w:keepNext/>
+              <w:spacing w:after="0" w:before="0" w:line="240" w:lineRule="exact"/>
+              <w:ind w:left="0" w:right="0"/>
+              <w:jc w:val="left"/>
+            </w:pPr>
+            <w:r>
+              <w:rPr>
+                <w:b w:val="0"/>
+                <w:sz w:val="16"/>
+              </w:rPr>
+              <w:t>0.10839006</w:t>
+            </w:r>
+          </w:p>
+        </w:tc>
+      </w:tr>
+      <w:tr>
+        <w:trPr>
+          <w:cantSplit/>
+        </w:trPr>
+        <w:tc>
+          <w:tcPr>
+            <w:tcW w:type="dxa" w:w="3453"/>
+            <w:vAlign w:val="center"/>
+            <w:tcBorders>
+              <w:top w:val="single" w:sz="4" w:color="D9D9D9"/>
+              <w:left w:val="single" w:sz="4" w:color="D9D9D9"/>
+              <w:bottom w:val="single" w:sz="4" w:color="D9D9D9"/>
+              <w:right w:val="single" w:sz="4" w:color="D9D9D9"/>
+            </w:tcBorders>
+            <w:tcMar>
+              <w:top w:w="80" w:type="dxa"/>
+              <w:bottom w:w="80" w:type="dxa"/>
+              <w:left w:w="90" w:type="dxa"/>
+              <w:right w:w="90" w:type="dxa"/>
+            </w:tcMar>
+          </w:tcPr>
+          <w:p>
+            <w:pPr>
+              <w:keepNext/>
+              <w:spacing w:after="0" w:before="0" w:line="240" w:lineRule="exact"/>
+              <w:ind w:left="0" w:right="0"/>
+              <w:jc w:val="left"/>
+            </w:pPr>
+            <w:r>
+              <w:rPr>
+                <w:b w:val="0"/>
+                <w:sz w:val="16"/>
+              </w:rPr>
+              <w:t>Validation loss</w:t>
+            </w:r>
+          </w:p>
+        </w:tc>
+        <w:tc>
+          <w:tcPr>
+            <w:tcW w:type="dxa" w:w="2922"/>
+            <w:vAlign w:val="center"/>
+            <w:tcBorders>
+              <w:top w:val="single" w:sz="4" w:color="D9D9D9"/>
+              <w:left w:val="single" w:sz="4" w:color="D9D9D9"/>
+              <w:bottom w:val="single" w:sz="4" w:color="D9D9D9"/>
+              <w:right w:val="single" w:sz="4" w:color="D9D9D9"/>
+            </w:tcBorders>
+            <w:tcMar>
+              <w:top w:w="80" w:type="dxa"/>
+              <w:bottom w:w="80" w:type="dxa"/>
+              <w:left w:w="90" w:type="dxa"/>
+              <w:right w:w="90" w:type="dxa"/>
+            </w:tcMar>
+          </w:tcPr>
+          <w:p>
+            <w:pPr>
+              <w:keepNext/>
+              <w:spacing w:after="0" w:before="0" w:line="240" w:lineRule="exact"/>
+              <w:ind w:left="0" w:right="0"/>
+              <w:jc w:val="left"/>
+            </w:pPr>
+            <w:r>
+              <w:rPr>
+                <w:b w:val="0"/>
+                <w:sz w:val="16"/>
+              </w:rPr>
+              <w:t>0.26556925</w:t>
+            </w:r>
+          </w:p>
+        </w:tc>
+        <w:tc>
+          <w:tcPr>
+            <w:tcW w:type="dxa" w:w="2922"/>
+            <w:vAlign w:val="center"/>
+            <w:tcBorders>
+              <w:top w:val="single" w:sz="4" w:color="D9D9D9"/>
+              <w:left w:val="single" w:sz="4" w:color="D9D9D9"/>
+              <w:bottom w:val="single" w:sz="4" w:color="D9D9D9"/>
+              <w:right w:val="single" w:sz="4" w:color="D9D9D9"/>
+            </w:tcBorders>
+            <w:tcMar>
+              <w:top w:w="80" w:type="dxa"/>
+              <w:bottom w:w="80" w:type="dxa"/>
+              <w:left w:w="90" w:type="dxa"/>
+              <w:right w:w="90" w:type="dxa"/>
+            </w:tcMar>
+          </w:tcPr>
+          <w:p>
+            <w:pPr>
+              <w:keepNext/>
+              <w:spacing w:after="0" w:before="0" w:line="240" w:lineRule="exact"/>
+              <w:ind w:left="0" w:right="0"/>
+              <w:jc w:val="left"/>
+            </w:pPr>
+            <w:r>
+              <w:rPr>
+                <w:b w:val="0"/>
+                <w:sz w:val="16"/>
+              </w:rPr>
+              <w:t>0.30276698</w:t>
+            </w:r>
+          </w:p>
+        </w:tc>
+      </w:tr>
+      <w:tr>
+        <w:trPr>
+          <w:cantSplit/>
+        </w:trPr>
+        <w:tc>
+          <w:tcPr>
+            <w:tcW w:type="dxa" w:w="3453"/>
+            <w:vAlign w:val="center"/>
+            <w:tcBorders>
+              <w:top w:val="single" w:sz="4" w:color="D9D9D9"/>
+              <w:left w:val="single" w:sz="4" w:color="D9D9D9"/>
+              <w:bottom w:val="single" w:sz="4" w:color="D9D9D9"/>
+              <w:right w:val="single" w:sz="4" w:color="D9D9D9"/>
+            </w:tcBorders>
+            <w:tcMar>
+              <w:top w:w="80" w:type="dxa"/>
+              <w:bottom w:w="80" w:type="dxa"/>
+              <w:left w:w="90" w:type="dxa"/>
+              <w:right w:w="90" w:type="dxa"/>
+            </w:tcMar>
+          </w:tcPr>
+          <w:p>
+            <w:pPr>
+              <w:keepNext w:val="0"/>
+              <w:spacing w:after="0" w:before="0" w:line="240" w:lineRule="exact"/>
+              <w:ind w:left="0" w:right="0"/>
+              <w:jc w:val="left"/>
+            </w:pPr>
+            <w:r>
+              <w:rPr>
+                <w:b w:val="0"/>
+                <w:sz w:val="16"/>
+              </w:rPr>
+              <w:t>Test loss</w:t>
+            </w:r>
+          </w:p>
+        </w:tc>
+        <w:tc>
+          <w:tcPr>
+            <w:tcW w:type="dxa" w:w="2922"/>
+            <w:vAlign w:val="center"/>
+            <w:tcBorders>
+              <w:top w:val="single" w:sz="4" w:color="D9D9D9"/>
+              <w:left w:val="single" w:sz="4" w:color="D9D9D9"/>
+              <w:bottom w:val="single" w:sz="4" w:color="D9D9D9"/>
+              <w:right w:val="single" w:sz="4" w:color="D9D9D9"/>
+            </w:tcBorders>
+            <w:tcMar>
+              <w:top w:w="80" w:type="dxa"/>
+              <w:bottom w:w="80" w:type="dxa"/>
+              <w:left w:w="90" w:type="dxa"/>
+              <w:right w:w="90" w:type="dxa"/>
+            </w:tcMar>
+          </w:tcPr>
+          <w:p>
+            <w:pPr>
+              <w:keepNext w:val="0"/>
+              <w:spacing w:after="0" w:before="0" w:line="240" w:lineRule="exact"/>
+              <w:ind w:left="0" w:right="0"/>
+              <w:jc w:val="left"/>
+            </w:pPr>
+            <w:r>
+              <w:rPr>
+                <w:b w:val="0"/>
+                <w:sz w:val="16"/>
+              </w:rPr>
+              <w:t>0.42118062</w:t>
+            </w:r>
+          </w:p>
+        </w:tc>
+        <w:tc>
+          <w:tcPr>
+            <w:tcW w:type="dxa" w:w="2922"/>
+            <w:vAlign w:val="center"/>
+            <w:tcBorders>
+              <w:top w:val="single" w:sz="4" w:color="D9D9D9"/>
+              <w:left w:val="single" w:sz="4" w:color="D9D9D9"/>
+              <w:bottom w:val="single" w:sz="4" w:color="D9D9D9"/>
+              <w:right w:val="single" w:sz="4" w:color="D9D9D9"/>
+            </w:tcBorders>
+            <w:tcMar>
+              <w:top w:w="80" w:type="dxa"/>
+              <w:bottom w:w="80" w:type="dxa"/>
+              <w:left w:w="90" w:type="dxa"/>
+              <w:right w:w="90" w:type="dxa"/>
+            </w:tcMar>
+          </w:tcPr>
+          <w:p>
+            <w:pPr>
+              <w:keepNext w:val="0"/>
+              <w:spacing w:after="0" w:before="0" w:line="240" w:lineRule="exact"/>
+              <w:ind w:left="0" w:right="0"/>
+              <w:jc w:val="left"/>
+            </w:pPr>
+            <w:r>
+              <w:rPr>
+                <w:b w:val="0"/>
+                <w:sz w:val="16"/>
+              </w:rPr>
+              <w:t>0.41139699</w:t>
+            </w:r>
+          </w:p>
+        </w:tc>
+      </w:tr>
+    </w:tbl>
     <w:p>
       <w:pPr>
-        <w:keepNext/>
-        <w:spacing w:after="60" w:line="240" w:lineRule="auto"/>
-        <w:ind w:left="0" w:right="0"/>
-        <w:jc w:val="center"/>
+        <w:spacing w:after="0" w:line="100" w:lineRule="exact"/>
       </w:pPr>
-      <w:r>
-        <w:drawing>
-          <wp:inline xmlns:a="http://schemas.openxmlformats.org/drawingml/2006/main" xmlns:pic="http://schemas.openxmlformats.org/drawingml/2006/picture">
-            <wp:extent cx="5903999" cy="2876307"/>
-            <wp:docPr id="2" name="Picture 2" descr="result_evidence EEG experiment figure"/>
-            <wp:cNvGraphicFramePr>
-              <a:graphicFrameLocks noChangeAspect="1"/>
-            </wp:cNvGraphicFramePr>
-            <a:graphic>
-              <a:graphicData uri="http://schemas.openxmlformats.org/drawingml/2006/picture">
-                <pic:pic>
-                  <pic:nvPicPr>
-                    <pic:cNvPr id="0" name="result_evidence.png"/>
-                    <pic:cNvPicPr/>
-                  </pic:nvPicPr>
-                  <pic:blipFill>
-                    <a:blip r:embed="rId9"/>
-                    <a:stretch>
-                      <a:fillRect/>
-                    </a:stretch>
-                  </pic:blipFill>
-                  <pic:spPr>
-                    <a:xfrm>
-                      <a:off x="0" y="0"/>
-                      <a:ext cx="5903999" cy="2876307"/>
-                    </a:xfrm>
-                    <a:prstGeom prst="rect"/>
-                  </pic:spPr>
-                </pic:pic>
-              </a:graphicData>
-            </a:graphic>
-          </wp:inline>
-        </w:drawing>
-      </w:r>
     </w:p>
     <w:p>
       <w:pPr>
@@ -4695,7 +5611,7 @@
         <w:keepLines/>
       </w:pPr>
       <w:r>
-        <w:t>圖 2：實際瀏覽器結果頁截圖。內容直接讀取實驗 CSV／JSON，保留最高輪次原始欄位；不是終端機畫面。</w:t>
+        <w:t>表 1：最高測試成績與驗證選模輪次的實測數值。資料直接取自各設定的 history.csv；accuracy 單位為百分比，loss 為依樣本數加權平均的交叉熵。</w:t>
       </w:r>
     </w:p>
     <w:p>
@@ -4750,7 +5666,7 @@
         <w:drawing>
           <wp:inline xmlns:a="http://schemas.openxmlformats.org/drawingml/2006/main" xmlns:pic="http://schemas.openxmlformats.org/drawingml/2006/picture">
             <wp:extent cx="2880000" cy="1645714"/>
-            <wp:docPr id="3" name="Picture 3" descr="acc EEG experiment figure"/>
+            <wp:docPr id="2" name="Picture 2" descr="acc EEG experiment figure"/>
             <wp:cNvGraphicFramePr>
               <a:graphicFrameLocks noChangeAspect="1"/>
             </wp:cNvGraphicFramePr>
@@ -4762,7 +5678,7 @@
                     <pic:cNvPicPr/>
                   </pic:nvPicPr>
                   <pic:blipFill>
-                    <a:blip r:embed="rId10"/>
+                    <a:blip r:embed="rId9"/>
                     <a:stretch>
                       <a:fillRect/>
                     </a:stretch>
@@ -4787,7 +5703,7 @@
         <w:drawing>
           <wp:inline xmlns:a="http://schemas.openxmlformats.org/drawingml/2006/main" xmlns:pic="http://schemas.openxmlformats.org/drawingml/2006/picture">
             <wp:extent cx="2880000" cy="1645714"/>
-            <wp:docPr id="4" name="Picture 4" descr="loss EEG experiment figure"/>
+            <wp:docPr id="3" name="Picture 3" descr="loss EEG experiment figure"/>
             <wp:cNvGraphicFramePr>
               <a:graphicFrameLocks noChangeAspect="1"/>
             </wp:cNvGraphicFramePr>
@@ -4799,7 +5715,7 @@
                     <pic:cNvPicPr/>
                   </pic:nvPicPr>
                   <pic:blipFill>
-                    <a:blip r:embed="rId11"/>
+                    <a:blip r:embed="rId10"/>
                     <a:stretch>
                       <a:fillRect/>
                     </a:stretch>
@@ -4824,7 +5740,7 @@
         <w:keepLines/>
       </w:pPr>
       <w:r>
-        <w:t>圖 3：左為 accuracy，右為 loss（對數軸）；Train／Val／Test 各 150 輪。</w:t>
+        <w:t>圖 2：左為 accuracy，右為 loss（對數軸）；Train／Val／Test 各 150 輪。</w:t>
       </w:r>
     </w:p>
     <w:p>
@@ -4857,7 +5773,7 @@
         <w:drawing>
           <wp:inline xmlns:a="http://schemas.openxmlformats.org/drawingml/2006/main" xmlns:pic="http://schemas.openxmlformats.org/drawingml/2006/picture">
             <wp:extent cx="2880000" cy="1645714"/>
-            <wp:docPr id="5" name="Picture 5" descr="acc EEG experiment figure"/>
+            <wp:docPr id="4" name="Picture 4" descr="acc EEG experiment figure"/>
             <wp:cNvGraphicFramePr>
               <a:graphicFrameLocks noChangeAspect="1"/>
             </wp:cNvGraphicFramePr>
@@ -4869,7 +5785,7 @@
                     <pic:cNvPicPr/>
                   </pic:nvPicPr>
                   <pic:blipFill>
-                    <a:blip r:embed="rId12"/>
+                    <a:blip r:embed="rId11"/>
                     <a:stretch>
                       <a:fillRect/>
                     </a:stretch>
@@ -4894,7 +5810,7 @@
         <w:drawing>
           <wp:inline xmlns:a="http://schemas.openxmlformats.org/drawingml/2006/main" xmlns:pic="http://schemas.openxmlformats.org/drawingml/2006/picture">
             <wp:extent cx="2880000" cy="1645714"/>
-            <wp:docPr id="6" name="Picture 6" descr="loss EEG experiment figure"/>
+            <wp:docPr id="5" name="Picture 5" descr="loss EEG experiment figure"/>
             <wp:cNvGraphicFramePr>
               <a:graphicFrameLocks noChangeAspect="1"/>
             </wp:cNvGraphicFramePr>
@@ -4906,7 +5822,7 @@
                     <pic:cNvPicPr/>
                   </pic:nvPicPr>
                   <pic:blipFill>
-                    <a:blip r:embed="rId13"/>
+                    <a:blip r:embed="rId12"/>
                     <a:stretch>
                       <a:fillRect/>
                     </a:stretch>
@@ -4931,7 +5847,7 @@
         <w:keepLines/>
       </w:pPr>
       <w:r>
-        <w:t>圖 4：左為 accuracy，右為 loss（對數軸）；Train／Val／Test 各 150 輪。</w:t>
+        <w:t>圖 3：左為 accuracy，右為 loss（對數軸）；Train／Val／Test 各 150 輪。</w:t>
       </w:r>
     </w:p>
     <w:p>
@@ -4991,7 +5907,7 @@
         <w:drawing>
           <wp:inline xmlns:a="http://schemas.openxmlformats.org/drawingml/2006/main" xmlns:pic="http://schemas.openxmlformats.org/drawingml/2006/picture">
             <wp:extent cx="2880000" cy="1645714"/>
-            <wp:docPr id="7" name="Picture 7" descr="acc EEG experiment figure"/>
+            <wp:docPr id="6" name="Picture 6" descr="acc EEG experiment figure"/>
             <wp:cNvGraphicFramePr>
               <a:graphicFrameLocks noChangeAspect="1"/>
             </wp:cNvGraphicFramePr>
@@ -5003,7 +5919,7 @@
                     <pic:cNvPicPr/>
                   </pic:nvPicPr>
                   <pic:blipFill>
-                    <a:blip r:embed="rId14"/>
+                    <a:blip r:embed="rId13"/>
                     <a:stretch>
                       <a:fillRect/>
                     </a:stretch>
@@ -5028,7 +5944,7 @@
         <w:drawing>
           <wp:inline xmlns:a="http://schemas.openxmlformats.org/drawingml/2006/main" xmlns:pic="http://schemas.openxmlformats.org/drawingml/2006/picture">
             <wp:extent cx="2880000" cy="1645714"/>
-            <wp:docPr id="8" name="Picture 8" descr="loss EEG experiment figure"/>
+            <wp:docPr id="7" name="Picture 7" descr="loss EEG experiment figure"/>
             <wp:cNvGraphicFramePr>
               <a:graphicFrameLocks noChangeAspect="1"/>
             </wp:cNvGraphicFramePr>
@@ -5040,7 +5956,7 @@
                     <pic:cNvPicPr/>
                   </pic:nvPicPr>
                   <pic:blipFill>
-                    <a:blip r:embed="rId19"/>
+                    <a:blip r:embed="rId14"/>
                     <a:stretch>
                       <a:fillRect/>
                     </a:stretch>
@@ -5065,7 +5981,7 @@
         <w:keepLines/>
       </w:pPr>
       <w:r>
-        <w:t>圖 5：左為 accuracy，右為 loss（對數軸）；Train／Val／Test 各 150 輪。</w:t>
+        <w:t>圖 4：左為 accuracy，右為 loss（對數軸）；Train／Val／Test 各 150 輪。</w:t>
       </w:r>
     </w:p>
     <w:p>
@@ -5098,7 +6014,7 @@
         <w:drawing>
           <wp:inline xmlns:a="http://schemas.openxmlformats.org/drawingml/2006/main" xmlns:pic="http://schemas.openxmlformats.org/drawingml/2006/picture">
             <wp:extent cx="2880000" cy="1645714"/>
-            <wp:docPr id="9" name="Picture 9" descr="acc EEG experiment figure"/>
+            <wp:docPr id="8" name="Picture 8" descr="acc EEG experiment figure"/>
             <wp:cNvGraphicFramePr>
               <a:graphicFrameLocks noChangeAspect="1"/>
             </wp:cNvGraphicFramePr>
@@ -5110,7 +6026,7 @@
                     <pic:cNvPicPr/>
                   </pic:nvPicPr>
                   <pic:blipFill>
-                    <a:blip r:embed="rId20"/>
+                    <a:blip r:embed="rId19"/>
                     <a:stretch>
                       <a:fillRect/>
                     </a:stretch>
@@ -5135,7 +6051,7 @@
         <w:drawing>
           <wp:inline xmlns:a="http://schemas.openxmlformats.org/drawingml/2006/main" xmlns:pic="http://schemas.openxmlformats.org/drawingml/2006/picture">
             <wp:extent cx="2880000" cy="1645714"/>
-            <wp:docPr id="10" name="Picture 10" descr="loss EEG experiment figure"/>
+            <wp:docPr id="9" name="Picture 9" descr="loss EEG experiment figure"/>
             <wp:cNvGraphicFramePr>
               <a:graphicFrameLocks noChangeAspect="1"/>
             </wp:cNvGraphicFramePr>
@@ -5147,7 +6063,7 @@
                     <pic:cNvPicPr/>
                   </pic:nvPicPr>
                   <pic:blipFill>
-                    <a:blip r:embed="rId21"/>
+                    <a:blip r:embed="rId20"/>
                     <a:stretch>
                       <a:fillRect/>
                     </a:stretch>
@@ -5172,7 +6088,7 @@
         <w:keepLines/>
       </w:pPr>
       <w:r>
-        <w:t>圖 6：左為 accuracy，右為 loss（對數軸）；Train／Val／Test 各 150 輪。</w:t>
+        <w:t>圖 5：左為 accuracy，右為 loss（對數軸）；Train／Val／Test 各 150 輪。</w:t>
       </w:r>
     </w:p>
     <w:p>
@@ -5232,7 +6148,7 @@
         <w:drawing>
           <wp:inline xmlns:a="http://schemas.openxmlformats.org/drawingml/2006/main" xmlns:pic="http://schemas.openxmlformats.org/drawingml/2006/picture">
             <wp:extent cx="2880000" cy="1645714"/>
-            <wp:docPr id="11" name="Picture 11" descr="acc EEG experiment figure"/>
+            <wp:docPr id="10" name="Picture 10" descr="acc EEG experiment figure"/>
             <wp:cNvGraphicFramePr>
               <a:graphicFrameLocks noChangeAspect="1"/>
             </wp:cNvGraphicFramePr>
@@ -5244,7 +6160,7 @@
                     <pic:cNvPicPr/>
                   </pic:nvPicPr>
                   <pic:blipFill>
-                    <a:blip r:embed="rId22"/>
+                    <a:blip r:embed="rId21"/>
                     <a:stretch>
                       <a:fillRect/>
                     </a:stretch>
@@ -5269,7 +6185,7 @@
         <w:drawing>
           <wp:inline xmlns:a="http://schemas.openxmlformats.org/drawingml/2006/main" xmlns:pic="http://schemas.openxmlformats.org/drawingml/2006/picture">
             <wp:extent cx="2880000" cy="1645714"/>
-            <wp:docPr id="12" name="Picture 12" descr="loss EEG experiment figure"/>
+            <wp:docPr id="11" name="Picture 11" descr="loss EEG experiment figure"/>
             <wp:cNvGraphicFramePr>
               <a:graphicFrameLocks noChangeAspect="1"/>
             </wp:cNvGraphicFramePr>
@@ -5281,7 +6197,7 @@
                     <pic:cNvPicPr/>
                   </pic:nvPicPr>
                   <pic:blipFill>
-                    <a:blip r:embed="rId23"/>
+                    <a:blip r:embed="rId22"/>
                     <a:stretch>
                       <a:fillRect/>
                     </a:stretch>
@@ -5306,7 +6222,7 @@
         <w:keepLines/>
       </w:pPr>
       <w:r>
-        <w:t>圖 7：左為 accuracy，右為 loss（對數軸）；Train／Val／Test 各 150 輪。</w:t>
+        <w:t>圖 6：左為 accuracy，右為 loss（對數軸）；Train／Val／Test 各 150 輪。</w:t>
       </w:r>
     </w:p>
     <w:p>
@@ -5339,7 +6255,7 @@
         <w:drawing>
           <wp:inline xmlns:a="http://schemas.openxmlformats.org/drawingml/2006/main" xmlns:pic="http://schemas.openxmlformats.org/drawingml/2006/picture">
             <wp:extent cx="2880000" cy="1645714"/>
-            <wp:docPr id="13" name="Picture 13" descr="acc EEG experiment figure"/>
+            <wp:docPr id="12" name="Picture 12" descr="acc EEG experiment figure"/>
             <wp:cNvGraphicFramePr>
               <a:graphicFrameLocks noChangeAspect="1"/>
             </wp:cNvGraphicFramePr>
@@ -5351,7 +6267,7 @@
                     <pic:cNvPicPr/>
                   </pic:nvPicPr>
                   <pic:blipFill>
-                    <a:blip r:embed="rId24"/>
+                    <a:blip r:embed="rId23"/>
                     <a:stretch>
                       <a:fillRect/>
                     </a:stretch>
@@ -5376,7 +6292,7 @@
         <w:drawing>
           <wp:inline xmlns:a="http://schemas.openxmlformats.org/drawingml/2006/main" xmlns:pic="http://schemas.openxmlformats.org/drawingml/2006/picture">
             <wp:extent cx="2880000" cy="1645714"/>
-            <wp:docPr id="14" name="Picture 14" descr="loss EEG experiment figure"/>
+            <wp:docPr id="13" name="Picture 13" descr="loss EEG experiment figure"/>
             <wp:cNvGraphicFramePr>
               <a:graphicFrameLocks noChangeAspect="1"/>
             </wp:cNvGraphicFramePr>
@@ -5388,7 +6304,7 @@
                     <pic:cNvPicPr/>
                   </pic:nvPicPr>
                   <pic:blipFill>
-                    <a:blip r:embed="rId25"/>
+                    <a:blip r:embed="rId24"/>
                     <a:stretch>
                       <a:fillRect/>
                     </a:stretch>
@@ -5413,7 +6329,7 @@
         <w:keepLines/>
       </w:pPr>
       <w:r>
-        <w:t>圖 8：左為 accuracy，右為 loss（對數軸）；Train／Val／Test 各 150 輪。</w:t>
+        <w:t>圖 7：左為 accuracy，右為 loss（對數軸）；Train／Val／Test 各 150 輪。</w:t>
       </w:r>
     </w:p>
     <w:p>
@@ -5473,7 +6389,7 @@
         <w:drawing>
           <wp:inline xmlns:a="http://schemas.openxmlformats.org/drawingml/2006/main" xmlns:pic="http://schemas.openxmlformats.org/drawingml/2006/picture">
             <wp:extent cx="2880000" cy="1645714"/>
-            <wp:docPr id="15" name="Picture 15" descr="acc EEG experiment figure"/>
+            <wp:docPr id="14" name="Picture 14" descr="acc EEG experiment figure"/>
             <wp:cNvGraphicFramePr>
               <a:graphicFrameLocks noChangeAspect="1"/>
             </wp:cNvGraphicFramePr>
@@ -5485,7 +6401,7 @@
                     <pic:cNvPicPr/>
                   </pic:nvPicPr>
                   <pic:blipFill>
-                    <a:blip r:embed="rId26"/>
+                    <a:blip r:embed="rId25"/>
                     <a:stretch>
                       <a:fillRect/>
                     </a:stretch>
@@ -5510,7 +6426,7 @@
         <w:drawing>
           <wp:inline xmlns:a="http://schemas.openxmlformats.org/drawingml/2006/main" xmlns:pic="http://schemas.openxmlformats.org/drawingml/2006/picture">
             <wp:extent cx="2880000" cy="1645714"/>
-            <wp:docPr id="16" name="Picture 16" descr="loss EEG experiment figure"/>
+            <wp:docPr id="15" name="Picture 15" descr="loss EEG experiment figure"/>
             <wp:cNvGraphicFramePr>
               <a:graphicFrameLocks noChangeAspect="1"/>
             </wp:cNvGraphicFramePr>
@@ -5522,7 +6438,7 @@
                     <pic:cNvPicPr/>
                   </pic:nvPicPr>
                   <pic:blipFill>
-                    <a:blip r:embed="rId27"/>
+                    <a:blip r:embed="rId26"/>
                     <a:stretch>
                       <a:fillRect/>
                     </a:stretch>
@@ -5547,7 +6463,7 @@
         <w:keepLines/>
       </w:pPr>
       <w:r>
-        <w:t>圖 9：左為 accuracy，右為 loss（對數軸）；Train／Val／Test 各 150 輪。</w:t>
+        <w:t>圖 8：左為 accuracy，右為 loss（對數軸）；Train／Val／Test 各 150 輪。</w:t>
       </w:r>
     </w:p>
     <w:p>
@@ -5580,7 +6496,7 @@
         <w:drawing>
           <wp:inline xmlns:a="http://schemas.openxmlformats.org/drawingml/2006/main" xmlns:pic="http://schemas.openxmlformats.org/drawingml/2006/picture">
             <wp:extent cx="2880000" cy="1645714"/>
-            <wp:docPr id="17" name="Picture 17" descr="acc EEG experiment figure"/>
+            <wp:docPr id="16" name="Picture 16" descr="acc EEG experiment figure"/>
             <wp:cNvGraphicFramePr>
               <a:graphicFrameLocks noChangeAspect="1"/>
             </wp:cNvGraphicFramePr>
@@ -5592,7 +6508,7 @@
                     <pic:cNvPicPr/>
                   </pic:nvPicPr>
                   <pic:blipFill>
-                    <a:blip r:embed="rId28"/>
+                    <a:blip r:embed="rId27"/>
                     <a:stretch>
                       <a:fillRect/>
                     </a:stretch>
@@ -5617,7 +6533,7 @@
         <w:drawing>
           <wp:inline xmlns:a="http://schemas.openxmlformats.org/drawingml/2006/main" xmlns:pic="http://schemas.openxmlformats.org/drawingml/2006/picture">
             <wp:extent cx="2880000" cy="1645714"/>
-            <wp:docPr id="18" name="Picture 18" descr="loss EEG experiment figure"/>
+            <wp:docPr id="17" name="Picture 17" descr="loss EEG experiment figure"/>
             <wp:cNvGraphicFramePr>
               <a:graphicFrameLocks noChangeAspect="1"/>
             </wp:cNvGraphicFramePr>
@@ -5629,7 +6545,7 @@
                     <pic:cNvPicPr/>
                   </pic:nvPicPr>
                   <pic:blipFill>
-                    <a:blip r:embed="rId29"/>
+                    <a:blip r:embed="rId28"/>
                     <a:stretch>
                       <a:fillRect/>
                     </a:stretch>
@@ -5654,7 +6570,7 @@
         <w:keepLines/>
       </w:pPr>
       <w:r>
-        <w:t>圖 10：左為 accuracy，右為 loss（對數軸）；Train／Val／Test 各 150 輪。</w:t>
+        <w:t>圖 9：左為 accuracy，右為 loss（對數軸）；Train／Val／Test 各 150 輪。</w:t>
       </w:r>
     </w:p>
     <w:p>
@@ -5774,7 +6690,7 @@
         <w:drawing>
           <wp:inline xmlns:a="http://schemas.openxmlformats.org/drawingml/2006/main" xmlns:pic="http://schemas.openxmlformats.org/drawingml/2006/picture">
             <wp:extent cx="4680000" cy="2273143"/>
-            <wp:docPr id="19" name="Picture 19" descr="elu EEG experiment figure"/>
+            <wp:docPr id="18" name="Picture 18" descr="elu EEG experiment figure"/>
             <wp:cNvGraphicFramePr>
               <a:graphicFrameLocks noChangeAspect="1"/>
             </wp:cNvGraphicFramePr>
@@ -5786,7 +6702,7 @@
                     <pic:cNvPicPr/>
                   </pic:nvPicPr>
                   <pic:blipFill>
-                    <a:blip r:embed="rId30"/>
+                    <a:blip r:embed="rId29"/>
                     <a:stretch>
                       <a:fillRect/>
                     </a:stretch>
@@ -5811,7 +6727,7 @@
         <w:keepLines/>
       </w:pPr>
       <w:r>
-        <w:t>圖 11：本次比較的三種 ELU alpha。</w:t>
+        <w:t>圖 10：本次比較的三種 ELU alpha。</w:t>
       </w:r>
     </w:p>
     <w:p>
@@ -6461,11 +7377,9 @@
       </w:r>
     </w:p>
     <w:p>
-      <w:pPr>
-        <w:pStyle w:val="21"/>
-      </w:pPr>
+      <w:pPr/>
       <w:r>
-        <w:t>GitHub 儲存庫網址　[待填入 Lab2 儲存庫連結]</w:t>
+        <w:t>程式庫：https://github.com/Fergus4506/LAB2_EEGNet_MedicalImaging.git</w:t>
       </w:r>
     </w:p>
     <w:p>
